--- a/Cannons Coffee Brand Guide.docx
+++ b/Cannons Coffee Brand Guide.docx
@@ -852,7 +852,7 @@
         <w:rPr>
           <w:rtl w:val="0"/>
         </w:rPr>
-        <w:t xml:space="preserve">Font family: Poppins</w:t>
+        <w:t xml:space="preserve">Font family: Montserrat</w:t>
       </w:r>
     </w:p>
     <w:p>
@@ -3726,12 +3726,12 @@
           <wp:inline distB="114300" distT="114300" distL="114300" distR="114300">
             <wp:extent cx="2983388" cy="7796213"/>
             <wp:effectExtent b="0" l="0" r="0" t="0"/>
-            <wp:docPr id="2" name="image6.jpg"/>
+            <wp:docPr id="2" name="image3.jpg"/>
             <a:graphic>
               <a:graphicData uri="http://schemas.openxmlformats.org/drawingml/2006/picture">
                 <pic:pic>
                   <pic:nvPicPr>
-                    <pic:cNvPr id="0" name="image6.jpg"/>
+                    <pic:cNvPr id="0" name="image3.jpg"/>
                     <pic:cNvPicPr preferRelativeResize="0"/>
                   </pic:nvPicPr>
                   <pic:blipFill>
@@ -3798,12 +3798,12 @@
           <wp:inline distB="114300" distT="114300" distL="114300" distR="114300">
             <wp:extent cx="5438563" cy="7796213"/>
             <wp:effectExtent b="0" l="0" r="0" t="0"/>
-            <wp:docPr id="4" name="image3.jpg"/>
+            <wp:docPr id="4" name="image5.jpg"/>
             <a:graphic>
               <a:graphicData uri="http://schemas.openxmlformats.org/drawingml/2006/picture">
                 <pic:pic>
                   <pic:nvPicPr>
-                    <pic:cNvPr id="0" name="image3.jpg"/>
+                    <pic:cNvPr id="0" name="image5.jpg"/>
                     <pic:cNvPicPr preferRelativeResize="0"/>
                   </pic:nvPicPr>
                   <pic:blipFill>
@@ -3949,12 +3949,12 @@
           <wp:inline distB="114300" distT="114300" distL="114300" distR="114300">
             <wp:extent cx="5943600" cy="4457700"/>
             <wp:effectExtent b="0" l="0" r="0" t="0"/>
-            <wp:docPr id="5" name="image5.jpg"/>
+            <wp:docPr id="5" name="image6.jpg"/>
             <a:graphic>
               <a:graphicData uri="http://schemas.openxmlformats.org/drawingml/2006/picture">
                 <pic:pic>
                   <pic:nvPicPr>
-                    <pic:cNvPr id="0" name="image5.jpg"/>
+                    <pic:cNvPr id="0" name="image6.jpg"/>
                     <pic:cNvPicPr preferRelativeResize="0"/>
                   </pic:nvPicPr>
                   <pic:blipFill>
